--- a/docs/lista_louvores/Textos_Louvores/MARAVILHOSO.docx
+++ b/docs/lista_louvores/Textos_Louvores/MARAVILHOSO.docx
@@ -4,332 +4,221 @@
   <w:body>
     <w:p>
       <w:pPr>
-        <w:pStyle w:val="PargrafodaLista"/>
-        <w:numPr>
-          <w:ilvl w:val="0"/>
-          <w:numId w:val="2"/>
-        </w:numPr>
-        <w:tabs>
-          <w:tab w:val="clear" w:pos="360"/>
-          <w:tab w:val="num" w:pos="66"/>
-        </w:tabs>
-        <w:autoSpaceDE w:val="0"/>
-        <w:autoSpaceDN w:val="0"/>
-        <w:adjustRightInd w:val="0"/>
-        <w:spacing w:before="80" w:after="240" w:line="240" w:lineRule="auto"/>
-        <w:ind w:left="0" w:firstLine="0"/>
-        <w:contextualSpacing w:val="0"/>
-        <w:rPr>
-          <w:rFonts w:ascii="Times New Roman" w:hAnsi="Times New Roman" w:cs="Times New Roman"/>
+        <w:pStyle w:val="Ttulo1"/>
+      </w:pPr>
+      <w:r>
+        <w:t>MARAVILHOSO</w:t>
+      </w:r>
+    </w:p>
+    <w:p>
+      <w:pPr>
+        <w:rPr>
+          <w:rFonts w:ascii="Times New Roman" w:hAnsi="Times New Roman"/>
+        </w:rPr>
+      </w:pPr>
+      <w:r>
+        <w:rPr>
+          <w:rFonts w:ascii="Times New Roman" w:hAnsi="Times New Roman"/>
+        </w:rPr>
+        <w:t>Quão formoso És, Rei do universo</w:t>
+      </w:r>
+      <w:r>
+        <w:rPr>
+          <w:rFonts w:ascii="Times New Roman" w:hAnsi="Times New Roman"/>
+        </w:rPr>
+        <w:br/>
+      </w:r>
+      <w:r>
+        <w:rPr>
+          <w:rFonts w:ascii="Times New Roman" w:hAnsi="Times New Roman"/>
+        </w:rPr>
+        <w:t>Tua glória enche a terra e enche os céus</w:t>
+      </w:r>
+    </w:p>
+    <w:p>
+      <w:pPr>
+        <w:rPr>
+          <w:rFonts w:ascii="Times New Roman" w:hAnsi="Times New Roman"/>
+        </w:rPr>
+      </w:pPr>
+      <w:r>
+        <w:rPr>
+          <w:rFonts w:ascii="Times New Roman" w:hAnsi="Times New Roman"/>
+        </w:rPr>
+        <w:t>Tua glória enche a terra,</w:t>
+      </w:r>
+      <w:r>
+        <w:rPr>
+          <w:rFonts w:ascii="Times New Roman" w:hAnsi="Times New Roman"/>
+        </w:rPr>
+        <w:br/>
+      </w:r>
+      <w:r>
+        <w:rPr>
+          <w:rFonts w:ascii="Times New Roman" w:hAnsi="Times New Roman"/>
+        </w:rPr>
+        <w:t>Tua glória enche os céus</w:t>
+      </w:r>
+      <w:r>
+        <w:rPr>
+          <w:rFonts w:ascii="Times New Roman" w:hAnsi="Times New Roman"/>
+        </w:rPr>
+        <w:br/>
+      </w:r>
+      <w:r>
+        <w:rPr>
+          <w:rFonts w:ascii="Times New Roman" w:hAnsi="Times New Roman"/>
+        </w:rPr>
+        <w:t xml:space="preserve">Tua glória enche minha vida, Senhor... </w:t>
+      </w:r>
+      <w:r>
+        <w:rPr>
+          <w:rFonts w:ascii="Times New Roman" w:hAnsi="Times New Roman"/>
           <w:b/>
           <w:bCs/>
-          <w:color w:val="000000"/>
-          <w:sz w:val="28"/>
-          <w:szCs w:val="28"/>
-        </w:rPr>
-      </w:pPr>
-      <w:r>
-        <w:rPr>
-          <w:rFonts w:ascii="Times New Roman" w:hAnsi="Times New Roman" w:cs="Times New Roman"/>
-          <w:color w:val="000000"/>
-          <w:sz w:val="28"/>
-          <w:szCs w:val="28"/>
-        </w:rPr>
-        <w:t>Maravilhoso</w:t>
+        </w:rPr>
+        <w:t>[2X]</w:t>
       </w:r>
     </w:p>
     <w:p>
       <w:pPr>
-        <w:pStyle w:val="PargrafodaLista"/>
-        <w:numPr>
-          <w:ilvl w:val="0"/>
-          <w:numId w:val="1"/>
-        </w:numPr>
-        <w:autoSpaceDE w:val="0"/>
-        <w:autoSpaceDN w:val="0"/>
-        <w:adjustRightInd w:val="0"/>
-        <w:spacing w:line="240" w:lineRule="auto"/>
-        <w:ind w:left="862" w:hanging="357"/>
-        <w:contextualSpacing w:val="0"/>
-        <w:rPr>
-          <w:rFonts w:ascii="Times New Roman" w:hAnsi="Times New Roman" w:cs="Times New Roman"/>
-          <w:color w:val="1F1F1F"/>
-          <w:sz w:val="24"/>
-          <w:szCs w:val="24"/>
-        </w:rPr>
-      </w:pPr>
-      <w:r>
-        <w:rPr>
-          <w:rFonts w:ascii="Times New Roman" w:hAnsi="Times New Roman" w:cs="Times New Roman"/>
-          <w:color w:val="1F1F1F"/>
-          <w:sz w:val="24"/>
-          <w:szCs w:val="24"/>
-        </w:rPr>
-        <w:t>Quão formoso És, Rei do universo</w:t>
-      </w:r>
-      <w:r>
-        <w:rPr>
-          <w:rFonts w:ascii="Times New Roman" w:hAnsi="Times New Roman" w:cs="Times New Roman"/>
-          <w:color w:val="1F1F1F"/>
-          <w:sz w:val="24"/>
-          <w:szCs w:val="24"/>
-        </w:rPr>
-        <w:br/>
-        <w:t>Tua glória enche a terra e enche os céus</w:t>
-      </w:r>
-    </w:p>
-    <w:p>
-      <w:pPr>
-        <w:pStyle w:val="PargrafodaLista"/>
-        <w:numPr>
-          <w:ilvl w:val="0"/>
-          <w:numId w:val="1"/>
-        </w:numPr>
-        <w:autoSpaceDE w:val="0"/>
-        <w:autoSpaceDN w:val="0"/>
-        <w:adjustRightInd w:val="0"/>
-        <w:spacing w:line="240" w:lineRule="auto"/>
-        <w:ind w:left="862" w:hanging="357"/>
-        <w:contextualSpacing w:val="0"/>
-        <w:rPr>
-          <w:rFonts w:ascii="Times New Roman" w:hAnsi="Times New Roman" w:cs="Times New Roman"/>
-          <w:color w:val="1F1F1F"/>
-          <w:sz w:val="24"/>
-          <w:szCs w:val="24"/>
-        </w:rPr>
-      </w:pPr>
-      <w:r>
-        <w:rPr>
-          <w:rFonts w:ascii="Times New Roman" w:hAnsi="Times New Roman" w:cs="Times New Roman"/>
-          <w:color w:val="1F1F1F"/>
-          <w:sz w:val="24"/>
-          <w:szCs w:val="24"/>
-        </w:rPr>
-        <w:t>Tua glória enche a terra,</w:t>
-      </w:r>
-      <w:r>
-        <w:rPr>
-          <w:rFonts w:ascii="Times New Roman" w:hAnsi="Times New Roman" w:cs="Times New Roman"/>
-          <w:color w:val="1F1F1F"/>
-          <w:sz w:val="24"/>
-          <w:szCs w:val="24"/>
-        </w:rPr>
-        <w:br/>
-        <w:t>Tua glória enche os céus</w:t>
-      </w:r>
-      <w:r>
-        <w:rPr>
-          <w:rFonts w:ascii="Times New Roman" w:hAnsi="Times New Roman" w:cs="Times New Roman"/>
-          <w:color w:val="1F1F1F"/>
-          <w:sz w:val="24"/>
-          <w:szCs w:val="24"/>
-        </w:rPr>
-        <w:br/>
-        <w:t xml:space="preserve">Tua glória enche minha vida, Senhor... </w:t>
-      </w:r>
-      <w:r>
-        <w:rPr>
-          <w:rFonts w:ascii="Times New Roman" w:hAnsi="Times New Roman" w:cs="Times New Roman"/>
-          <w:b/>
-          <w:bCs/>
-          <w:color w:val="1F1F1F"/>
-          <w:sz w:val="24"/>
-          <w:szCs w:val="24"/>
-        </w:rPr>
-        <w:t>[2X]</w:t>
-      </w:r>
-    </w:p>
-    <w:p>
-      <w:pPr>
-        <w:pStyle w:val="PargrafodaLista"/>
-        <w:numPr>
-          <w:ilvl w:val="0"/>
-          <w:numId w:val="1"/>
-        </w:numPr>
-        <w:autoSpaceDE w:val="0"/>
-        <w:autoSpaceDN w:val="0"/>
-        <w:adjustRightInd w:val="0"/>
-        <w:spacing w:line="240" w:lineRule="auto"/>
-        <w:ind w:left="862" w:hanging="357"/>
-        <w:contextualSpacing w:val="0"/>
-        <w:rPr>
-          <w:rFonts w:ascii="Times New Roman" w:hAnsi="Times New Roman" w:cs="Times New Roman"/>
+        <w:rPr>
+          <w:rFonts w:ascii="Times New Roman" w:hAnsi="Times New Roman"/>
           <w:b/>
           <w:bCs/>
           <w:i/>
           <w:iCs/>
-          <w:color w:val="1F1F1F"/>
-          <w:sz w:val="24"/>
-          <w:szCs w:val="24"/>
-        </w:rPr>
-      </w:pPr>
-      <w:r>
-        <w:rPr>
-          <w:rFonts w:ascii="Times New Roman" w:hAnsi="Times New Roman" w:cs="Times New Roman"/>
+        </w:rPr>
+      </w:pPr>
+      <w:r>
+        <w:rPr>
+          <w:rFonts w:ascii="Times New Roman" w:hAnsi="Times New Roman"/>
           <w:b/>
           <w:bCs/>
           <w:i/>
           <w:iCs/>
-          <w:color w:val="1F1F1F"/>
-          <w:sz w:val="24"/>
-          <w:szCs w:val="24"/>
         </w:rPr>
         <w:t>Maravilhoso é estar em Tua presença</w:t>
       </w:r>
       <w:r>
         <w:rPr>
-          <w:rFonts w:ascii="Times New Roman" w:hAnsi="Times New Roman" w:cs="Times New Roman"/>
+          <w:rFonts w:ascii="Times New Roman" w:hAnsi="Times New Roman"/>
           <w:b/>
           <w:bCs/>
           <w:i/>
           <w:iCs/>
-          <w:color w:val="1F1F1F"/>
-          <w:sz w:val="24"/>
-          <w:szCs w:val="24"/>
         </w:rPr>
         <w:br/>
-        <w:t>Maravilhoso é poder Te adorar</w:t>
-      </w:r>
-      <w:r>
-        <w:rPr>
-          <w:rFonts w:ascii="Times New Roman" w:hAnsi="Times New Roman" w:cs="Times New Roman"/>
+      </w:r>
+      <w:r>
+        <w:rPr>
+          <w:rFonts w:ascii="Times New Roman" w:hAnsi="Times New Roman"/>
           <w:b/>
           <w:bCs/>
           <w:i/>
           <w:iCs/>
-          <w:color w:val="1F1F1F"/>
-          <w:sz w:val="24"/>
-          <w:szCs w:val="24"/>
-        </w:rPr>
-        <w:br/>
-        <w:t>Maravilhoso é tocar as Tuas vestes</w:t>
-      </w:r>
-      <w:r>
-        <w:rPr>
-          <w:rFonts w:ascii="Times New Roman" w:hAnsi="Times New Roman" w:cs="Times New Roman"/>
+        </w:rPr>
+        <w:t>Maravilhoso é poder Te adorar</w:t>
+      </w:r>
+      <w:r>
+        <w:rPr>
+          <w:rFonts w:ascii="Times New Roman" w:hAnsi="Times New Roman"/>
           <w:b/>
           <w:bCs/>
           <w:i/>
           <w:iCs/>
-          <w:color w:val="1F1F1F"/>
-          <w:sz w:val="24"/>
-          <w:szCs w:val="24"/>
         </w:rPr>
         <w:br/>
+      </w:r>
+      <w:r>
+        <w:rPr>
+          <w:rFonts w:ascii="Times New Roman" w:hAnsi="Times New Roman"/>
+          <w:b/>
+          <w:bCs/>
+          <w:i/>
+          <w:iCs/>
+        </w:rPr>
+        <w:t>Maravilhoso é tocar as Tuas vestes</w:t>
+      </w:r>
+      <w:r>
+        <w:rPr>
+          <w:rFonts w:ascii="Times New Roman" w:hAnsi="Times New Roman"/>
+          <w:b/>
+          <w:bCs/>
+          <w:i/>
+          <w:iCs/>
+        </w:rPr>
+        <w:br/>
+      </w:r>
+      <w:r>
+        <w:rPr>
+          <w:rFonts w:ascii="Times New Roman" w:hAnsi="Times New Roman"/>
+          <w:b/>
+          <w:bCs/>
+          <w:i/>
+          <w:iCs/>
+        </w:rPr>
         <w:t>Maravilhoso é Te contemplar, Senhor!</w:t>
       </w:r>
     </w:p>
     <w:p>
       <w:pPr>
-        <w:pStyle w:val="PargrafodaLista"/>
-        <w:numPr>
-          <w:ilvl w:val="0"/>
-          <w:numId w:val="1"/>
-        </w:numPr>
-        <w:autoSpaceDE w:val="0"/>
-        <w:autoSpaceDN w:val="0"/>
-        <w:adjustRightInd w:val="0"/>
-        <w:spacing w:line="240" w:lineRule="auto"/>
-        <w:ind w:left="862" w:hanging="357"/>
-        <w:contextualSpacing w:val="0"/>
-        <w:rPr>
-          <w:rFonts w:ascii="Times New Roman" w:hAnsi="Times New Roman" w:cs="Times New Roman"/>
-          <w:color w:val="1F1F1F"/>
-          <w:sz w:val="24"/>
-          <w:szCs w:val="24"/>
-        </w:rPr>
-      </w:pPr>
-      <w:r>
-        <w:rPr>
-          <w:rFonts w:ascii="Times New Roman" w:hAnsi="Times New Roman" w:cs="Times New Roman"/>
-          <w:color w:val="1F1F1F"/>
-          <w:sz w:val="24"/>
-          <w:szCs w:val="24"/>
-        </w:rPr>
-        <w:t>[REPETE TODA 1X]</w:t>
+        <w:rPr>
+          <w:rFonts w:ascii="Times New Roman" w:hAnsi="Times New Roman"/>
+        </w:rPr>
+      </w:pPr>
+      <w:r>
+        <w:rPr>
+          <w:rFonts w:ascii="Times New Roman" w:hAnsi="Times New Roman"/>
+        </w:rPr>
+        <w:t xml:space="preserve">[REPETE </w:t>
+      </w:r>
+      <w:r>
+        <w:rPr>
+          <w:rFonts w:ascii="Times New Roman" w:hAnsi="Times New Roman"/>
+        </w:rPr>
+        <w:t>ACIMA</w:t>
+      </w:r>
+      <w:r>
+        <w:rPr>
+          <w:rFonts w:ascii="Times New Roman" w:hAnsi="Times New Roman"/>
+        </w:rPr>
+        <w:t>]</w:t>
       </w:r>
     </w:p>
     <w:p>
       <w:pPr>
-        <w:pStyle w:val="PargrafodaLista"/>
-        <w:numPr>
-          <w:ilvl w:val="0"/>
-          <w:numId w:val="1"/>
-        </w:numPr>
-        <w:autoSpaceDE w:val="0"/>
-        <w:autoSpaceDN w:val="0"/>
-        <w:adjustRightInd w:val="0"/>
-        <w:spacing w:line="240" w:lineRule="auto"/>
-        <w:ind w:left="862" w:hanging="357"/>
-        <w:contextualSpacing w:val="0"/>
-        <w:rPr>
-          <w:rFonts w:ascii="Times New Roman" w:hAnsi="Times New Roman" w:cs="Times New Roman"/>
+        <w:rPr>
+          <w:rFonts w:ascii="Times New Roman" w:hAnsi="Times New Roman"/>
           <w:b/>
           <w:bCs/>
-          <w:color w:val="1F1F1F"/>
-          <w:sz w:val="24"/>
-          <w:szCs w:val="24"/>
-        </w:rPr>
-      </w:pPr>
-      <w:r>
-        <w:rPr>
-          <w:rFonts w:ascii="Times New Roman" w:hAnsi="Times New Roman" w:cs="Times New Roman"/>
+          <w:i/>
+          <w:iCs/>
+        </w:rPr>
+      </w:pPr>
+      <w:r>
+        <w:rPr>
+          <w:rFonts w:ascii="Times New Roman" w:hAnsi="Times New Roman"/>
           <w:b/>
           <w:bCs/>
-          <w:color w:val="1F1F1F"/>
-          <w:sz w:val="24"/>
-          <w:szCs w:val="24"/>
+          <w:i/>
+          <w:iCs/>
         </w:rPr>
         <w:t>[REFRÃO]</w:t>
       </w:r>
     </w:p>
     <w:p>
       <w:pPr>
-        <w:pStyle w:val="PargrafodaLista"/>
-        <w:numPr>
-          <w:ilvl w:val="0"/>
-          <w:numId w:val="1"/>
-        </w:numPr>
-        <w:autoSpaceDE w:val="0"/>
-        <w:autoSpaceDN w:val="0"/>
-        <w:adjustRightInd w:val="0"/>
-        <w:spacing w:line="240" w:lineRule="auto"/>
-        <w:ind w:left="862" w:hanging="357"/>
-        <w:contextualSpacing w:val="0"/>
-        <w:rPr>
-          <w:rFonts w:ascii="Times New Roman" w:hAnsi="Times New Roman" w:cs="Times New Roman"/>
-          <w:color w:val="1F1F1F"/>
-          <w:sz w:val="24"/>
-          <w:szCs w:val="24"/>
-        </w:rPr>
-      </w:pPr>
-      <w:r>
-        <w:rPr>
-          <w:rFonts w:ascii="Times New Roman" w:hAnsi="Times New Roman" w:cs="Times New Roman"/>
-          <w:color w:val="1F1F1F"/>
-          <w:sz w:val="24"/>
-          <w:szCs w:val="24"/>
-        </w:rPr>
-        <w:t xml:space="preserve">Maravilhoso é Te contemplar, Senhor! </w:t>
-      </w:r>
-      <w:r>
-        <w:rPr>
-          <w:rFonts w:ascii="Times New Roman" w:hAnsi="Times New Roman" w:cs="Times New Roman"/>
-          <w:b/>
-          <w:bCs/>
-          <w:color w:val="1F1F1F"/>
-          <w:sz w:val="24"/>
-          <w:szCs w:val="24"/>
-        </w:rPr>
-        <w:t>[2X]</w:t>
-      </w:r>
-    </w:p>
-    <w:p>
-      <w:pPr>
-        <w:rPr>
-          <w:rFonts w:ascii="Times New Roman" w:hAnsi="Times New Roman"/>
-        </w:rPr>
-      </w:pPr>
+        <w:rPr>
+          <w:rFonts w:ascii="Times New Roman" w:hAnsi="Times New Roman"/>
+        </w:rPr>
+      </w:pPr>
+      <w:r>
+        <w:rPr>
+          <w:rFonts w:ascii="Times New Roman" w:hAnsi="Times New Roman"/>
+        </w:rPr>
+        <w:t>Maravilhoso é Te contemplar, Senhor! [2X]</w:t>
+      </w:r>
     </w:p>
     <w:sectPr>
       <w:pgSz w:w="11906" w:h="16838"/>
